--- a/templates/contrato-arrendamiento.docx
+++ b/templates/contrato-arrendamiento.docx
@@ -34,7 +34,7 @@
         <w:t xml:space="preserve">Primera. – Objeto: </w:t>
       </w:r>
       <w:r>
-        <w:t>Por medio del presente contrato, EL ARRENDADOR entrega a título de arrendamiento a EL ARRENDATARIO el siguiente bien inmueble: Carrera 105 i 67 d 31 apto {apartamento}, destinado para el uso de vivienda para {ocupantes_texto}. LINDEROS: Se plasmarán en documento anexo que hará parte del contrato.</w:t>
+        <w:t>Por medio del presente contrato, EL ARRENDADOR entrega a título de arrendamiento a EL ARRENDATARIO el siguiente bien inmueble: {inmueble_direccion}, destinado para el uso de vivienda para {ocupantes_texto}. LINDEROS: Se plasmarán en documento anexo que hará parte del contrato.</w:t>
       </w:r>
     </w:p>
     <w:p>
@@ -48,7 +48,7 @@
         <w:t xml:space="preserve">Segunda. – Canon de Arrendamiento: </w:t>
       </w:r>
       <w:r>
-        <w:t>El canon de arrendamiento mensual es la suma de {canon_texto} M/cte, que EL ARRENDATARIO pagará anticipadamente al ARRENDADOR o a su orden, en el domicilio de EL ARRENDADOR ubicado en la Carrera 105 H 67 D 33, dentro de los primeros cinco (5) días de cada mes. Cada doce (12) meses el canon de arrendamiento será reajustado en el porcentaje máximo correspondiente al IPC del año inmediatamente anterior.</w:t>
+        <w:t>El canon de arrendamiento mensual es la suma de {precio_texto} M/cte, que EL ARRENDATARIO pagará anticipadamente al ARRENDADOR o a su orden, en el domicilio de EL ARRENDADOR ubicado en la Carrera 105 H 67 D 33, dentro de los primeros cinco (5) días de cada mes. Cada doce (12) meses el canon de arrendamiento será reajustado en el porcentaje máximo correspondiente al IPC del año inmediatamente anterior.</w:t>
       </w:r>
     </w:p>
     <w:p>
@@ -63,6 +63,36 @@
       </w:r>
       <w:r>
         <w:t>La tolerancia de EL ARRENDADOR en recibir el pago del canon de arrendamiento con posterioridad al plazo indicado para ello en esta Cláusula no podrá entenderse, en ningún caso, como ánimo de EL ARRENDADOR de modificar el término establecido en este Contrato para el pago del canon.</w:t>
+      </w:r>
+    </w:p>
+    <w:p>
+      <w:pPr>
+        <w:jc w:val="both"/>
+      </w:pPr>
+      <w:r>
+        <w:t>{#hay_deposito}</w:t>
+      </w:r>
+    </w:p>
+    <w:p>
+      <w:pPr>
+        <w:jc w:val="both"/>
+      </w:pPr>
+      <w:r>
+        <w:rPr>
+          <w:b/>
+        </w:rPr>
+        <w:t xml:space="preserve">Parágrafo 2: </w:t>
+      </w:r>
+      <w:r>
+        <w:t>A la firma del presente Contrato, EL ARRENDATARIO entrega a EL ARRENDADOR la suma de {deposito_texto} M/cte, a título de depósito, para cubrir los daños al inmueble, los servicios públicos y demás obligaciones pendientes a cargo de EL ARRENDATARIO a la fecha de restitución del Inmueble. El saldo, si lo hubiere, será devuelto a EL ARRENDATARIO una vez restituido el Inmueble y verificado el pago de dichas obligaciones.</w:t>
+      </w:r>
+    </w:p>
+    <w:p>
+      <w:pPr>
+        <w:jc w:val="both"/>
+      </w:pPr>
+      <w:r>
+        <w:t>{/hay_deposito}</w:t>
       </w:r>
     </w:p>
     <w:p>

--- a/templates/contrato-arrendamiento.docx
+++ b/templates/contrato-arrendamiento.docx
@@ -644,12 +644,17 @@
         <w:gridCol w:w="4703"/>
       </w:tblGrid>
       <w:tr>
+        <w:trPr>
+          <w:cantSplit/>
+        </w:trPr>
         <w:tc>
           <w:tcPr>
             <w:tcW w:type="dxa" w:w="4703"/>
           </w:tcPr>
           <w:p>
             <w:pPr>
+              <w:keepNext/>
+              <w:keepLines/>
               <w:spacing w:after="40"/>
             </w:pPr>
             <w:r/>
@@ -667,6 +672,8 @@
           </w:tcPr>
           <w:p>
             <w:pPr>
+              <w:keepNext/>
+              <w:keepLines/>
               <w:spacing w:after="40"/>
             </w:pPr>
             <w:r/>
@@ -680,12 +687,17 @@
         </w:tc>
       </w:tr>
       <w:tr>
+        <w:trPr>
+          <w:cantSplit/>
+        </w:trPr>
         <w:tc>
           <w:tcPr>
             <w:tcW w:type="dxa" w:w="4703"/>
           </w:tcPr>
           <w:p>
             <w:pPr>
+              <w:keepNext/>
+              <w:keepLines/>
               <w:spacing w:after="40"/>
             </w:pPr>
             <w:r/>
@@ -698,6 +710,8 @@
           </w:p>
           <w:p>
             <w:pPr>
+              <w:keepNext/>
+              <w:keepLines/>
               <w:spacing w:after="40"/>
             </w:pPr>
             <w:r>
@@ -714,6 +728,8 @@
           </w:tcPr>
           <w:p>
             <w:pPr>
+              <w:keepNext/>
+              <w:keepLines/>
               <w:spacing w:after="40"/>
             </w:pPr>
             <w:r/>
@@ -726,6 +742,8 @@
           </w:p>
           <w:p>
             <w:pPr>
+              <w:keepNext/>
+              <w:keepLines/>
               <w:spacing w:after="40"/>
             </w:pPr>
             <w:r>
@@ -738,12 +756,17 @@
         </w:tc>
       </w:tr>
       <w:tr>
+        <w:trPr>
+          <w:cantSplit/>
+        </w:trPr>
         <w:tc>
           <w:tcPr>
             <w:tcW w:type="dxa" w:w="4703"/>
           </w:tcPr>
           <w:p>
             <w:pPr>
+              <w:keepNext/>
+              <w:keepLines/>
               <w:spacing w:after="40"/>
             </w:pPr>
             <w:r/>
@@ -761,6 +784,8 @@
           </w:tcPr>
           <w:p>
             <w:pPr>
+              <w:keepNext/>
+              <w:keepLines/>
               <w:spacing w:after="40"/>
             </w:pPr>
             <w:r/>
@@ -774,12 +799,17 @@
         </w:tc>
       </w:tr>
       <w:tr>
+        <w:trPr>
+          <w:cantSplit/>
+        </w:trPr>
         <w:tc>
           <w:tcPr>
             <w:tcW w:type="dxa" w:w="4703"/>
           </w:tcPr>
           <w:p>
             <w:pPr>
+              <w:keepNext w:val="0"/>
+              <w:keepLines/>
               <w:spacing w:after="40"/>
             </w:pPr>
             <w:r/>
@@ -797,6 +827,8 @@
           </w:tcPr>
           <w:p>
             <w:pPr>
+              <w:keepNext w:val="0"/>
+              <w:keepLines/>
               <w:spacing w:after="40"/>
             </w:pPr>
             <w:r/>
@@ -813,14 +845,24 @@
     <w:p/>
     <w:p>
       <w:pPr>
+        <w:keepNext/>
+        <w:keepLines/>
         <w:jc w:val="both"/>
       </w:pPr>
       <w:r>
         <w:t>Para constancia, el presente Contrato es suscrito en la ciudad de Bogotá, en {ejemplares_texto} ejemplares de igual valor, cada uno de ellos con destino a cada una de las partes.</w:t>
       </w:r>
     </w:p>
-    <w:p/>
-    <w:p/>
+    <w:p>
+      <w:pPr>
+        <w:keepNext/>
+      </w:pPr>
+    </w:p>
+    <w:p>
+      <w:pPr>
+        <w:keepNext/>
+      </w:pPr>
+    </w:p>
     <w:tbl>
       <w:tblPr>
         <w:tblW w:type="auto" w:w="0"/>
@@ -832,12 +874,17 @@
         <w:gridCol w:w="4703"/>
       </w:tblGrid>
       <w:tr>
+        <w:trPr>
+          <w:cantSplit/>
+        </w:trPr>
         <w:tc>
           <w:tcPr>
             <w:tcW w:type="dxa" w:w="4703"/>
           </w:tcPr>
           <w:p>
             <w:pPr>
+              <w:keepNext/>
+              <w:keepLines/>
               <w:spacing w:after="0"/>
             </w:pPr>
             <w:r>
@@ -854,6 +901,8 @@
           </w:tcPr>
           <w:p>
             <w:pPr>
+              <w:keepNext/>
+              <w:keepLines/>
               <w:spacing w:after="0"/>
             </w:pPr>
             <w:r>
@@ -866,12 +915,17 @@
         </w:tc>
       </w:tr>
       <w:tr>
+        <w:trPr>
+          <w:cantSplit/>
+        </w:trPr>
         <w:tc>
           <w:tcPr>
             <w:tcW w:type="dxa" w:w="4703"/>
           </w:tcPr>
           <w:p>
             <w:pPr>
+              <w:keepNext/>
+              <w:keepLines/>
               <w:spacing w:after="0"/>
             </w:pPr>
             <w:r>
@@ -888,6 +942,8 @@
           </w:tcPr>
           <w:p>
             <w:pPr>
+              <w:keepNext/>
+              <w:keepLines/>
               <w:spacing w:after="0"/>
             </w:pPr>
             <w:r>
@@ -900,12 +956,17 @@
         </w:tc>
       </w:tr>
       <w:tr>
+        <w:trPr>
+          <w:cantSplit/>
+        </w:trPr>
         <w:tc>
           <w:tcPr>
             <w:tcW w:type="dxa" w:w="4703"/>
           </w:tcPr>
           <w:p>
             <w:pPr>
+              <w:keepNext/>
+              <w:keepLines/>
               <w:spacing w:after="0"/>
             </w:pPr>
             <w:r>
@@ -922,6 +983,8 @@
           </w:tcPr>
           <w:p>
             <w:pPr>
+              <w:keepNext/>
+              <w:keepLines/>
               <w:spacing w:after="0"/>
             </w:pPr>
             <w:r>
@@ -934,12 +997,17 @@
         </w:tc>
       </w:tr>
       <w:tr>
+        <w:trPr>
+          <w:cantSplit/>
+        </w:trPr>
         <w:tc>
           <w:tcPr>
             <w:tcW w:type="dxa" w:w="4703"/>
           </w:tcPr>
           <w:p>
             <w:pPr>
+              <w:keepNext w:val="0"/>
+              <w:keepLines/>
               <w:spacing w:after="0"/>
             </w:pPr>
             <w:r>
@@ -956,6 +1024,8 @@
           </w:tcPr>
           <w:p>
             <w:pPr>
+              <w:keepNext w:val="0"/>
+              <w:keepLines/>
               <w:spacing w:after="0"/>
             </w:pPr>
             <w:r>

--- a/templates/contrato-arrendamiento.docx
+++ b/templates/contrato-arrendamiento.docx
@@ -20,7 +20,7 @@
         <w:jc w:val="both"/>
       </w:pPr>
       <w:r>
-        <w:t>MARIO A. ROJAS RODELO, con domicilio en la ciudad de BOGOTÁ, identificado con cédula de ciudadanía No. 80.101.225, quien obra en nombre propio y que para efectos de este contrato se denominará “EL ARRENDADOR”, por una parte, y por la otra, {arrendatario_nombre}, identificado con {arrendatario_identificacion}, quien para efectos de este contrato obra en nombre propio y se denominará EL ARRENDATARIO, manifestaron que han decidido celebrar un contrato de arrendamiento de bien inmueble destinado a vivienda, en adelante el “Contrato”, el cual se rige por la Ley 820 de 2003 y por las siguientes cláusulas:</w:t>
+        <w:t>MARIO A. ROJAS RODELO, con domicilio en la ciudad de BOGOTÁ, identificado con cédula de ciudadanía No. 80.101.225, quien obra en nombre propio y que para efectos de este contrato se denominará “EL ARRENDADOR”, por una parte, y por la otra, {arrendatarios_texto} EL ARRENDATARIO, manifestaron que han decidido celebrar un contrato de arrendamiento de bien inmueble destinado a vivienda, en adelante el “Contrato”, el cual se rige por la Ley 820 de 2003 y por las siguientes cláusulas:</w:t>
       </w:r>
     </w:p>
     <w:p>
@@ -1038,6 +1038,89 @@
         </w:tc>
       </w:tr>
     </w:tbl>
+    <w:p>
+      <w:pPr>
+        <w:keepNext/>
+        <w:jc w:val="both"/>
+      </w:pPr>
+      <w:r>
+        <w:t>{#coarrendatarios}</w:t>
+      </w:r>
+    </w:p>
+    <w:p>
+      <w:pPr>
+        <w:keepNext/>
+        <w:spacing w:after="0"/>
+        <w:jc w:val="center"/>
+      </w:pPr>
+    </w:p>
+    <w:p>
+      <w:pPr>
+        <w:keepNext/>
+        <w:spacing w:after="0"/>
+        <w:jc w:val="center"/>
+      </w:pPr>
+    </w:p>
+    <w:p>
+      <w:pPr>
+        <w:keepNext/>
+        <w:spacing w:after="0"/>
+        <w:jc w:val="center"/>
+      </w:pPr>
+      <w:r>
+        <w:rPr>
+          <w:b w:val="0"/>
+        </w:rPr>
+        <w:t>______________________________</w:t>
+      </w:r>
+    </w:p>
+    <w:p>
+      <w:pPr>
+        <w:keepNext/>
+        <w:spacing w:after="0"/>
+        <w:jc w:val="center"/>
+      </w:pPr>
+      <w:r>
+        <w:rPr>
+          <w:b/>
+        </w:rPr>
+        <w:t>EL ARRENDATARIO</w:t>
+      </w:r>
+    </w:p>
+    <w:p>
+      <w:pPr>
+        <w:keepNext/>
+        <w:spacing w:after="0"/>
+        <w:jc w:val="center"/>
+      </w:pPr>
+      <w:r>
+        <w:rPr>
+          <w:b w:val="0"/>
+        </w:rPr>
+        <w:t>{nombre}</w:t>
+      </w:r>
+    </w:p>
+    <w:p>
+      <w:pPr>
+        <w:keepNext/>
+        <w:spacing w:after="0"/>
+        <w:jc w:val="center"/>
+      </w:pPr>
+      <w:r>
+        <w:rPr>
+          <w:b w:val="0"/>
+        </w:rPr>
+        <w:t>{documento_firma}</w:t>
+      </w:r>
+    </w:p>
+    <w:p>
+      <w:pPr>
+        <w:jc w:val="both"/>
+      </w:pPr>
+      <w:r>
+        <w:t>{/coarrendatarios}</w:t>
+      </w:r>
+    </w:p>
     <w:sectPr>
       <w:pgSz w:w="12240" w:h="15840"/>
       <w:pgMar w:top="1417" w:right="1417" w:bottom="1417" w:left="1417" w:header="720" w:footer="720" w:gutter="0"/>

--- a/templates/contrato-arrendamiento.docx
+++ b/templates/contrato-arrendamiento.docx
@@ -621,6 +621,7 @@
     </w:p>
     <w:p>
       <w:pPr>
+        <w:keepNext/>
         <w:jc w:val="both"/>
       </w:pPr>
       <w:r>
@@ -808,7 +809,7 @@
           </w:tcPr>
           <w:p>
             <w:pPr>
-              <w:keepNext w:val="0"/>
+              <w:keepNext/>
               <w:keepLines/>
               <w:spacing w:after="40"/>
             </w:pPr>
@@ -827,7 +828,7 @@
           </w:tcPr>
           <w:p>
             <w:pPr>
-              <w:keepNext w:val="0"/>
+              <w:keepNext/>
               <w:keepLines/>
               <w:spacing w:after="40"/>
             </w:pPr>
@@ -842,7 +843,11 @@
         </w:tc>
       </w:tr>
     </w:tbl>
-    <w:p/>
+    <w:p>
+      <w:pPr>
+        <w:keepNext/>
+      </w:pPr>
+    </w:p>
     <w:p>
       <w:pPr>
         <w:keepNext/>
@@ -1122,6 +1127,7 @@
       </w:r>
     </w:p>
     <w:sectPr>
+      <w:footerReference w:type="default" r:id="rId9"/>
       <w:pgSz w:w="12240" w:h="15840"/>
       <w:pgMar w:top="1417" w:right="1417" w:bottom="1417" w:left="1417" w:header="720" w:footer="720" w:gutter="0"/>
       <w:cols w:space="720"/>
@@ -1129,6 +1135,39 @@
     </w:sectPr>
   </w:body>
 </w:document>
+</file>
+
+<file path=word/footer1.xml><?xml version="1.0" encoding="utf-8"?>
+<w:ftr xmlns:m="http://schemas.openxmlformats.org/officeDocument/2006/math" xmlns:mc="http://schemas.openxmlformats.org/markup-compatibility/2006" xmlns:mo="http://schemas.microsoft.com/office/mac/office/2008/main" xmlns:mv="urn:schemas-microsoft-com:mac:vml" xmlns:o="urn:schemas-microsoft-com:office:office" xmlns:r="http://schemas.openxmlformats.org/officeDocument/2006/relationships" xmlns:v="urn:schemas-microsoft-com:vml" xmlns:w10="urn:schemas-microsoft-com:office:word" xmlns:w14="http://schemas.microsoft.com/office/word/2010/wordml" xmlns:w="http://schemas.openxmlformats.org/wordprocessingml/2006/main" xmlns:wne="http://schemas.microsoft.com/office/word/2006/wordml" xmlns:wp14="http://schemas.microsoft.com/office/word/2010/wordprocessingDrawing" xmlns:wp="http://schemas.openxmlformats.org/drawingml/2006/wordprocessingDrawing" xmlns:wpc="http://schemas.microsoft.com/office/word/2010/wordprocessingCanvas" xmlns:wpg="http://schemas.microsoft.com/office/word/2010/wordprocessingGroup" xmlns:wpi="http://schemas.microsoft.com/office/word/2010/wordprocessingInk" xmlns:wps="http://schemas.microsoft.com/office/word/2010/wordprocessingShape" mc:Ignorable="w14 wp14">
+  <w:p>
+    <w:pPr>
+      <w:pStyle w:val="Footer"/>
+      <w:jc w:val="center"/>
+    </w:pPr>
+    <w:r>
+      <w:rPr>
+        <w:sz w:val="16"/>
+      </w:rPr>
+      <w:t xml:space="preserve">Página </w:t>
+    </w:r>
+    <w:fldSimple w:instr="PAGE">
+      <w:r>
+        <w:t>1</w:t>
+      </w:r>
+    </w:fldSimple>
+    <w:r>
+      <w:rPr>
+        <w:sz w:val="16"/>
+      </w:rPr>
+      <w:t xml:space="preserve"> de </w:t>
+    </w:r>
+    <w:fldSimple w:instr="NUMPAGES">
+      <w:r>
+        <w:t>1</w:t>
+      </w:r>
+    </w:fldSimple>
+  </w:p>
+</w:ftr>
 </file>
 
 <file path=word/numbering.xml><?xml version="1.0" encoding="utf-8"?>
